--- a/paper/论文_垂直景观与季节性流动.docx
+++ b/paper/论文_垂直景观与季节性流动.docx
@@ -118,7 +118,7 @@
         <w:pStyle w:val="FirstParagraph"/>
       </w:pPr>
       <w:r>
-        <w:t xml:space="preserve">欧亚草原青铜时代研究长期以”游牧化”叙事为主线，将山地视为草原牧业经济的边缘延伸。然而近十五年来，七河地区（Zhetysu/Semirechye）的 Begash、Tasbas、Dali 与内天山的 Aigyrzhal-2、Chap、Uch-Kurbu 等遗址的系统发掘揭示出截然不同的图景：这些山地社群在公元前三千纪末至前一千纪初已将黍、小麦、大麦纳入生业系统，其流动性是嵌入山地垂直生态结构的、有节律的季节性移动，而非长距离游牧（Frachetti &amp; Mar’yashev(2007)[2]；Spengler et al.(2014)[7]；Motuzaite Matuzeviciute et al.(2020)[9]）。Frachetti(2008)[1]据此提出，山地牧人的社会互动与流动路径塑造了后来”内亚山地廊道”（IAMC）的雏形。</w:t>
+        <w:t xml:space="preserve">欧亚草原青铜时代研究长期以”游牧化”叙事为主线，将山地视为草原牧业经济的边缘延伸。然而近十五年来，七河地区（Zhetysu/Semirechye）的 Begash、Tasbas、Dali 与内天山的 Aigyrzhal-2、Chap、Uch-Kurbu 等遗址的系统发掘揭示出截然不同的图景：这些山地社群在公元前三千纪末至前一千纪初已将黍、小麦、大麦纳入生业系统，其流动性是嵌入山地垂直生态结构的、有节律的季节性移动，而非长距离游牧（Frachetti &amp; Mar’yashev (2007)[2]；Spengler et al. (2014)[7]；Motuzaite Matuzeviciute et al. (2020)[9]）。Frachetti (2008)[1]据此提出，山地牧人的社会互动与流动路径塑造了后来”内亚山地廊道”（IAMC）的雏形。</w:t>
       </w:r>
     </w:p>
     <w:p>
@@ -242,7 +242,7 @@
         <w:t xml:space="preserve">垂直性（verticality）</w:t>
       </w:r>
       <w:r>
-        <w:t xml:space="preserve">这一中介概念。Murra(1972)[12]的安第斯”垂直群岛”模式与阿尔卑斯、喜马拉雅的垂直放牧（transhumance）研究表明，山地社会的核心组织问题是如何同时占有分散于不同海拔的互补资源。天山的特殊性在于其生态带在水平距离 20–50 公里内即完成全部垂直序列——一种”压缩的垂直性”，使单一社群通过短距离季节移动即可贯通数个生态带（Frachetti(2008)[1]）。</w:t>
+        <w:t xml:space="preserve">这一中介概念。Murra (1972)[12]的安第斯”垂直群岛”模式与阿尔卑斯、喜马拉雅的垂直放牧（transhumance）研究表明，山地社会的核心组织问题是如何同时占有分散于不同海拔的互补资源。天山的特殊性在于其生态带在水平距离 20–50 公里内即完成全部垂直序列——一种”压缩的垂直性”，使单一社群通过短距离季节移动即可贯通数个生态带（Frachetti (2008)[1]）。</w:t>
       </w:r>
     </w:p>
     <w:p>
@@ -250,7 +250,7 @@
         <w:pStyle w:val="BodyText"/>
       </w:pPr>
       <w:r>
-        <w:t xml:space="preserve">第三层是 Ingold(1993)[11]的</w:t>
+        <w:t xml:space="preserve">第三层是 Ingold (1993)[11]的</w:t>
       </w:r>
       <w:r>
         <w:rPr>
@@ -363,7 +363,7 @@
         <w:pStyle w:val="BodyText"/>
       </w:pPr>
       <w:r>
-        <w:t xml:space="preserve">数据来源分三类：（1）英文发掘报告与专题研究提供坐标、测年与浮选数据最精确的核心子集（Begash、Tasbas、Dali、Aigyrzhal-2、Chap、Uch-Kurbu 等）；（2）俄语报告与综述（Goryachev(2004)[13]、(2020)[21]；Mar’yashev &amp; Goryachev(2002)[14]；Tabaldiev(2011)[16]；Rogozhinskiy(2011)[15]）提供天山北麓居址群与岩画群资料，部分坐标依描述与地图复原，标为”近似”；（3）中文简报（《考古》2013 年第 7 期等）提供博尔塔拉对比材料。</w:t>
+        <w:t xml:space="preserve">数据来源分三类：（1）英文发掘报告与专题研究提供坐标、测年与浮选数据最精确的核心子集（Begash、Tasbas、Dali、Aigyrzhal-2、Chap、Uch-Kurbu 等）；（2）俄语报告与综述（Goryachev (2004)[13]、(2020)[21]；Mar’yashev &amp; Goryachev (2002)[14]；Tabaldiev (2011)[16]；Rogozhinskiy (2011)[15]）提供天山北麓居址群与岩画群资料，部分坐标依描述与地图复原，标为”近似”；（3）中文简报（《考古》2013 年第 7 期等）提供博尔塔拉对比材料。</w:t>
       </w:r>
     </w:p>
     <w:p>
@@ -459,7 +459,7 @@
         <w:t xml:space="preserve">线性走廊</w:t>
       </w:r>
       <w:r>
-        <w:t xml:space="preserve">清晰可辨（Q3）：七河亚区遗址沿伊犁阿拉套北麓东西向串联，并经楚—伊犁山地的 Tamgaly、Kulzhabasy 岩画群向西北延伸；内天山遗址沿纳伦河谷与科奇科尔—伊塞克湖一线分布。两条走廊在楚河谷地交汇，与 Frachetti et al.(2017)[5]以放牧流模拟生成的高地路径高度吻合，说明青铜时代的遗址链已勾勒出后世山地廊道的骨架。</w:t>
+        <w:t xml:space="preserve">清晰可辨（Q3）：七河亚区遗址沿伊犁阿拉套北麓东西向串联，并经楚—伊犁山地的 Tamgaly、Kulzhabasy 岩画群向西北延伸；内天山遗址沿纳伦河谷与科奇科尔—伊塞克湖一线分布。两条走廊在楚河谷地交汇，与 Frachetti et al. (2017)[5]以放牧流模拟生成的高地路径高度吻合，说明青铜时代的遗址链已勾勒出后世山地廊道的骨架。</w:t>
       </w:r>
     </w:p>
     <w:p>
@@ -514,7 +514,7 @@
         <w:t xml:space="preserve">居址</w:t>
       </w:r>
       <w:r>
-        <w:t xml:space="preserve">的海拔中位数约 1500 米（七河）与 2050 米（内天山），分布紧凑，集中于河谷—山麓带至中山带下缘。已发掘居址普遍具备三个区位要素：避风谷地或山体南坡（冬季可居）、常年水源、附近有可耕的细土坡地或冲积扇。Begash（约 950 m）位于 Koksu 河支谷内的避风台地，发掘者明确判断其为反复使用的冬—春营地（Frachetti &amp; Mar’yashev(2007)[2]）；Chap（约 2000 m）坐落于科奇科尔盆地边缘的灌溉适宜地段（Motuzaite Matuzeviciute et al.(2020)[9]）。</w:t>
+        <w:t xml:space="preserve">的海拔中位数约 1500 米（七河）与 2050 米（内天山），分布紧凑，集中于河谷—山麓带至中山带下缘。已发掘居址普遍具备三个区位要素：避风谷地或山体南坡（冬季可居）、常年水源、附近有可耕的细土坡地或冲积扇。Begash（约 950 m）位于 Koksu 河支谷内的避风台地，发掘者明确判断其为反复使用的冬—春营地（Frachetti &amp; Mar’yashev (2007)[2]）；Chap（约 2000 m）坐落于科奇科尔盆地边缘的灌溉适宜地段（Motuzaite Matuzeviciute et al. (2020)[9]）。</w:t>
       </w:r>
     </w:p>
     <w:p>
@@ -606,7 +606,7 @@
         <w:t xml:space="preserve">Panicum miliaceum</w:t>
       </w:r>
       <w:r>
-        <w:t xml:space="preserve">）与裸大麦出现于海拔约 2000 米的 Chap I（公元前 11—前 9 世纪的农庄，含大量炭化谷物与加工工具）；Tasbas（约 1500 m）的早期堆积中黍、小麦、大麦与栽培豌豆共出；阿敦乔鲁（约 2500 m）亦有麦类证据。结合 Begash 仪式语境中直接测年至公元前三千纪末的黍与小麦（Frachetti et al.(2010)[3]），可知作物自进入本区起即被山地社群吸收，并在晚青铜阶段于高海拔实现本地种植（Motuzaite Matuzeviciute et al.(2020)[9]）。</w:t>
+        <w:t xml:space="preserve">）与裸大麦出现于海拔约 2000 米的 Chap I（公元前 11—前 9 世纪的农庄，含大量炭化谷物与加工工具）；Tasbas（约 1500 m）的早期堆积中黍、小麦、大麦与栽培豌豆共出；阿敦乔鲁（约 2500 m）亦有麦类证据。结合 Begash 仪式语境中直接测年至公元前三千纪末的黍与小麦（Frachetti et al. (2010)[3]），可知作物自进入本区起即被山地社群吸收，并在晚青铜阶段于高海拔实现本地种植（Motuzaite Matuzeviciute et al. (2020)[9]）。</w:t>
       </w:r>
       <w:r>
         <w:t xml:space="preserve">“</w:t>
@@ -682,7 +682,7 @@
         <w:pStyle w:val="FirstParagraph"/>
       </w:pPr>
       <w:r>
-        <w:t xml:space="preserve">将博尔塔拉亚区纳入比较可进一步检验走廊机制。阿敦乔鲁与呼斯塔位于海拔 2400–2600 米的高位盆地，石构居址规模与建筑投入远超同期七河居址，且其器物组合与七河、内天山联系密切（丛德新等(2013)[17]；贾伟明(2018)[18]）。阿拉套山口两侧遗址的呼应关系说明：高海拔不仅是季节性牧场，在特定区位（控制山口的盆地）还能支撑高投入的永久性聚落——垂直性与连通性在此叠加，使某些高地节点获得了超出其农牧承载力的区位价值。这为理解 IAMC 上技术与物质（锡青铜、作物、彩陶因素）的跨天山流动提供了景观机制：流动并非发生在抽象的”廊道”上，而是发生在由季节性垂直移动反复踩踏出的、以山口节点遗址为锚的具体路径网络中。</w:t>
+        <w:t xml:space="preserve">将博尔塔拉亚区纳入比较可进一步检验走廊机制。阿敦乔鲁与呼斯塔位于海拔 2400–2600 米的高位盆地，石构居址规模与建筑投入远超同期七河居址，且其器物组合与七河、内天山联系密切（丛德新等 (2013)[17]；贾伟明 (2018)[18]）。阿拉套山口两侧遗址的呼应关系说明：高海拔不仅是季节性牧场，在特定区位（控制山口的盆地）还能支撑高投入的永久性聚落——垂直性与连通性在此叠加，使某些高地节点获得了超出其农牧承载力的区位价值。这为理解 IAMC 上技术与物质（锡青铜、作物、彩陶因素）的跨天山流动提供了景观机制：流动并非发生在抽象的”廊道”上，而是发生在由季节性垂直移动反复踩踏出的、以山口节点遗址为锚的具体路径网络中。</w:t>
       </w:r>
     </w:p>
     <w:bookmarkEnd w:id="29"/>
@@ -718,7 +718,7 @@
         <w:pStyle w:val="BodyText"/>
       </w:pPr>
       <w:r>
-        <w:t xml:space="preserve">与安第斯模式相比，天山的垂直整合不需要殖民式的”群岛”飞地，单一社群的季节移动即可完成；与阿尔卑斯历史时期垂直放牧相比，本区在青铜时代尚无证据显示低地农业聚落与高地牧业的分工交换，农与牧统一于同一社群的年度节律。这一中间形态正是 Frachetti(2012)[4]</w:t>
+        <w:t xml:space="preserve">与安第斯模式相比，天山的垂直整合不需要殖民式的”群岛”飞地，单一社群的季节移动即可完成；与阿尔卑斯历史时期垂直放牧相比，本区在青铜时代尚无证据显示低地农业聚落与高地牧业的分工交换，农与牧统一于同一社群的年度节律。这一中间形态正是 Frachetti (2012)[4]</w:t>
       </w:r>
       <w:r>
         <w:t xml:space="preserve">“</w:t>

--- a/paper/论文_垂直景观与季节性流动.docx
+++ b/paper/论文_垂直景观与季节性流动.docx
@@ -11,19 +11,13 @@
       </w:r>
     </w:p>
     <w:p>
-      <w:pPr>
-        <w:pStyle w:val="IntenseQuote"/>
-      </w:pPr>
       <w:r>
         <w:t>景观考古学课程论文</w:t>
       </w:r>
     </w:p>
     <w:p>
-      <w:pPr>
-        <w:pStyle w:val="IntenseQuote"/>
-      </w:pPr>
       <w:r>
-        <w:t>插图依据 data/sites_database.csv 在 Tableau 中制作，方案见 docs/02_Tableau可视化方案.md。</w:t>
+        <w:t>正文约 9000 字；插图依据 data/sites_database.csv 在 Tableau 中制作，方案见 docs/02_Tableau可视化方案.md，图号与本文对应。</w:t>
       </w:r>
     </w:p>
     <w:p>
@@ -81,7 +75,7 @@
     </w:p>
     <w:p>
       <w:r>
-        <w:t>本文借鉴景观考古学对空间、活动场所和实践关系的关注，但不在开头设置庞大的理论框架。对于本文而言，景观考古学首先是一种从遗址位置、生态带功能和资源组合出发理解人地关系的方法。taskscape、verticality 等概念可在讨论部分作为解释工具使用，而不宜先于材料成为论文主轴。</w:t>
+        <w:t>本文借鉴景观考古学对空间、活动场所和实践关系的关注，重点从遗址位置、生态带功能和资源组合出发理解山地人地关系。taskscape、verticality 等概念在本文中主要作为讨论阶段的解释工具，用以概括遗址材料所呈现的空间组织现象。</w:t>
       </w:r>
     </w:p>
     <w:p>
@@ -140,7 +134,7 @@
     </w:p>
     <w:p>
       <w:r>
-        <w:t>需要说明的是，本文并不掌握一手科技考古数据，主要依据已发表文献进行汇编和空间观察。部分遗址坐标为近似或谷地级定位，岩画地点的青铜时代属性多依风格判断，断代精度有限。因此，本文结论主要使用“提示”“可能”“反映出某种趋势”等谨慎表述。</w:t>
+        <w:t>本文属于基于已发表发掘资料和研究成果的文献综合与空间观察。部分遗址坐标为近似或谷地级定位，岩画地点的青铜时代属性多依风格判断，断代精度有限；因此，下文关于资源组织和季节性移动的讨论主要作为区域层面的趋势判断，仍需更多一手科技考古和精细地形分析加以检验。</w:t>
       </w:r>
     </w:p>
     <w:p>

--- a/paper/论文_垂直景观与季节性流动.docx
+++ b/paper/论文_垂直景观与季节性流动.docx
@@ -22,12 +22,12 @@
     </w:p>
     <w:p>
       <w:r>
-        <w:t>摘要： 内天山—七河地区的青铜时代遗址研究已经显示，Begash、Tasbas、Aigyrzhal-2、Chap 等遗址中存在作物、家畜、居住、墓葬和仪式活动等多类证据，山地人群并非单纯游牧者。本文不再以“是否农牧结合”为中心，而是进一步追问：在河谷、山麓、中山草场、高山草甸与山口等不同生态空间之间，农业、畜牧、季节性移动和仪式活动如何被组织起来？本文以 35 处经发掘或系统调查的青铜时代遗址为基础，结合 Tableau 制作遗址分布图、生态带—功能矩阵和关键遗址资源组合图，讨论不同生态带在山地生业体系中的可能功能。分析认为，河谷—山麓地带多承担居住、水源利用、越冬和部分耕作功能；Tasbas、Chap、Turgen/Asy 等高地地点显示中山和高位盆地并非单一牧场，而可能是农牧、加工、墓葬或季节性居住复合节点；高山草场、山口和岩画地点则提示夏季放牧、通行和仪式活动之间存在联系。内天山—七河地区青铜时代生业组织的关键，不在于简单判定“农”与“牧”是否并存，而在于不同生态带资源如何被连接和调度。景观考古学的作用，也应建立在遗址材料与空间关系之上，用以解释这种跨生态带资源组织，而不是先行套用理论概念。</w:t>
+        <w:t>摘要： 内天山—七河地区的青铜时代遗址研究已经显示，Begash、Tasbas、Aigyrzhal-2、Chap 等遗址中存在作物、家畜、居住、墓葬和仪式活动等多类证据，山地人群并非单纯游牧者。本文不再以“是否农牧结合”为中心，而是进一步追问：在河谷、山麓、中山草场、高山草甸与山口等不同生态空间之间，农业、畜牧、季节性移动和仪式活动如何被组织起来？本文以 35 处经发掘或系统调查的青铜时代遗址为基础，结合 Tableau 制作遗址分布图、生态带—功能矩阵和关键遗址资源组合图，讨论不同生态带在山地生业体系中的可能功能；由于部分坐标、岩画断代和生业证据精度有限，相关判断主要属于文献汇编基础上的区域趋势观察。分析认为，河谷—山麓地带多承担居住、水源利用、越冬和部分耕作功能；Tasbas、Chap、Turgen/Asy 等高地地点显示中山和高位盆地并非单一牧场，而可能是农牧、加工、墓葬或季节性居住复合节点；高山草场、山口和岩画地点则提示夏季放牧、通行和仪式活动之间存在联系。内天山—七河地区青铜时代生业组织的关键，不在于简单判定“农”与“牧”是否并存，而在于不同生态带资源如何被连接和调度。景观考古学的作用，也应建立在遗址材料与空间关系之上，用以解释这种跨生态带资源组织，而不是先行套用理论概念。</w:t>
       </w:r>
     </w:p>
     <w:p>
       <w:r>
-        <w:t>关键词： 景观考古学；跨生态带资源组织；青铜时代；内天山；七河地区；山地生业；Tableau</w:t>
+        <w:t>关键词： 景观考古学；跨生态带资源组织；青铜时代；内天山；七河地区；山地生业；空间可视化</w:t>
       </w:r>
     </w:p>
     <w:p>
@@ -493,7 +493,7 @@
     </w:p>
     <w:p>
       <w:r>
-        <w:t>景观考古学在本文中的价值，不是用理论术语替代材料分析，而是在遗址材料基础上解释资源组织方式。对于缺少一手科技考古数据的课程论文而言，最稳妥的推进方向，是以关键遗址为基础，通过文献汇编和 Tableau 空间观察，提出“跨生态带资源组织”这一可进一步检验的问题。</w:t>
+        <w:t>景观考古学在本文中的价值，不是用理论术语替代材料分析，而是在遗址材料基础上解释资源组织方式。对于缺少一手科技考古数据的课程论文而言，最稳妥的推进方向，是以关键遗址为基础，通过文献汇编和 Tableau 空间观察，提出“跨生态带资源组织”这一可进一步检验的问题。受坐标精度、岩画断代和生业证据覆盖范围限制，本文结论仍属于区域性解释框架，不能替代遗址尺度的发掘、浮选、动物考古、同位素或 GIS 成本路径研究。</w:t>
       </w:r>
     </w:p>
     <w:p>
